--- a/Document/交付文件/使用者操作手冊.docx
+++ b/Document/交付文件/使用者操作手冊.docx
@@ -1,6 +1,6 @@
 
 <file path=word/document.xml><?xml version="1.0" encoding="utf-8"?>
-<w:document xmlns:w="http://schemas.openxmlformats.org/wordprocessingml/2006/main">
+<w:document xmlns:w="http://schemas.openxmlformats.org/wordprocessingml/2006/main" xmlns:r="http://schemas.openxmlformats.org/officeDocument/2006/relationships" xmlns:wp="http://schemas.openxmlformats.org/drawingml/2006/wordprocessingDrawing" xmlns:a="http://schemas.openxmlformats.org/drawingml/2006/main" xmlns:pic="http://schemas.openxmlformats.org/drawingml/2006/picture">
   <w:body>
     <w:p>
       <w:pPr>
@@ -54,7 +54,7 @@
           <w:sz w:val="26"/>
           <w:szCs w:val="26"/>
         </w:rPr>
-        <w:t xml:space="preserve">文件代號：KMSH-NWB-UM-001（暫編，俟工作計畫會議核定）</w:t>
+        <w:t xml:space="preserve">版　　本：V1.0</w:t>
       </w:r>
     </w:p>
     <w:p>
@@ -67,7 +67,7 @@
           <w:sz w:val="26"/>
           <w:szCs w:val="26"/>
         </w:rPr>
-        <w:t xml:space="preserve">版　　本：V1.0</w:t>
+        <w:t xml:space="preserve">中華民國 115 年 7 月 15 日</w:t>
       </w:r>
     </w:p>
     <w:p>
@@ -80,19 +80,6 @@
           <w:sz w:val="26"/>
           <w:szCs w:val="26"/>
         </w:rPr>
-        <w:t xml:space="preserve">中華民國 115 年 7 月 15 日</w:t>
-      </w:r>
-    </w:p>
-    <w:p>
-      <w:pPr>
-        <w:jc w:val="center"/>
-        <w:spacing w:before="60" w:after="60"/>
-      </w:pPr>
-      <w:r>
-        <w:rPr>
-          <w:sz w:val="26"/>
-          <w:szCs w:val="26"/>
-        </w:rPr>
         <w:t xml:space="preserve">承作廠商：合匯科技股份有限公司</w:t>
       </w:r>
     </w:p>
@@ -396,19 +383,19 @@
         <w:t xml:space="preserve">值班表面板</w:t>
       </w:r>
       <w:r>
-        <w:t xml:space="preserve">：三班護理師、值班醫療團隊（引用中央值班醫師排程之當日值班）、照服員電話。</w:t>
-      </w:r>
-    </w:p>
-    <w:p>
-      <w:pPr>
-        <w:ind w:left="480" w:hanging="240"/>
-        <w:spacing w:after="40"/>
-      </w:pPr>
-      <w:r>
-        <w:t xml:space="preserve">•  </w:t>
-      </w:r>
-      <w:r>
-        <w:t xml:space="preserve">其餘分頁：照護提醒、手術資訊、檢查／會診、連絡資訊、排班、醫師資訊、佈告欄、避難圖、護理交班、照護團隊。</w:t>
+        <w:t xml:space="preserve">：三班護理師、值班醫療團隊（引用中央值班醫師排程之當日值班）、照服員與聯絡電話。</w:t>
+      </w:r>
+    </w:p>
+    <w:p>
+      <w:pPr>
+        <w:ind w:left="480" w:hanging="240"/>
+        <w:spacing w:after="40"/>
+      </w:pPr>
+      <w:r>
+        <w:t xml:space="preserve">•  </w:t>
+      </w:r>
+      <w:r>
+        <w:t xml:space="preserve">其餘分頁：照護提醒、手術資訊、檢查／會診、連絡資訊、排班資訊、醫師資訊、佈告欄、避難圖、護理交班、照護團隊。</w:t>
       </w:r>
     </w:p>
     <w:p>
@@ -470,19 +457,19 @@
         <w:t xml:space="preserve">AICU 值班表</w:t>
       </w:r>
       <w:r>
-        <w:t xml:space="preserve">：醫療團隊（引用中央值班排程之當日值班）、三班護理師、書記／傳送、照服員與聯絡電話。</w:t>
-      </w:r>
-    </w:p>
-    <w:p>
-      <w:pPr>
-        <w:ind w:left="480" w:hanging="240"/>
-        <w:spacing w:after="40"/>
-      </w:pPr>
-      <w:r>
-        <w:t xml:space="preserve">•  </w:t>
-      </w:r>
-      <w:r>
-        <w:t xml:space="preserve">其餘分頁：手術資訊、檢查／會診。</w:t>
+        <w:t xml:space="preserve">：醫療團隊（引用中央值班排程之當日值班）、三班護理師、緊急應變編組、照服員與聯絡電話。</w:t>
+      </w:r>
+    </w:p>
+    <w:p>
+      <w:pPr>
+        <w:ind w:left="480" w:hanging="240"/>
+        <w:spacing w:after="40"/>
+      </w:pPr>
+      <w:r>
+        <w:t xml:space="preserve">•  </w:t>
+      </w:r>
+      <w:r>
+        <w:t xml:space="preserve">其餘分頁：管路、手術資訊、檢查／會診、連絡電話、佈告欄、避難圖。</w:t>
       </w:r>
     </w:p>
     <w:p>
@@ -538,7 +525,7 @@
         <w:t xml:space="preserve">•  </w:t>
       </w:r>
       <w:r>
-        <w:t xml:space="preserve">其餘分頁：手術派班、特殊交班、佈告欄、避難圖、各科協助業務。</w:t>
+        <w:t xml:space="preserve">其餘分頁：手術派班、特殊交班、連絡電話、佈告欄、避難圖、各科協助業務。</w:t>
       </w:r>
     </w:p>
     <w:p>
@@ -564,7 +551,7 @@
         <w:t xml:space="preserve">病室動態</w:t>
       </w:r>
       <w:r>
-        <w:t xml:space="preserve">：依位置圖分區顯示床位與統計；病人註記含死亡、MBD、AAD、轉院、DNR、留觀、住院等；死亡明細可點開彈窗。</w:t>
+        <w:t xml:space="preserve">：依位置圖分區顯示床位與統計；病人註記含死亡、MBD、AAD、轉院、DNR、留觀、住院等；死亡明細可點開彈窗。右上面板另顯示各科值班醫師與三班醫護（醫師／照服員／護理師）。</w:t>
       </w:r>
     </w:p>
     <w:p>
@@ -582,19 +569,19 @@
         <w:t xml:space="preserve">各科值班醫師</w:t>
       </w:r>
       <w:r>
-        <w:t xml:space="preserve">：引用中央值班醫師排程，顯示當日各科值班醫師（依後台所設科別與順序）。</w:t>
-      </w:r>
-    </w:p>
-    <w:p>
-      <w:pPr>
-        <w:ind w:left="480" w:hanging="240"/>
-        <w:spacing w:after="40"/>
-      </w:pPr>
-      <w:r>
-        <w:t xml:space="preserve">•  </w:t>
-      </w:r>
-      <w:r>
-        <w:t xml:space="preserve">其餘分頁：檢查／會診、大量傷患、三班醫護面板、連絡電話、佈告欄、避難圖。</w:t>
+        <w:t xml:space="preserve">（病室動態右上面板）：引用中央值班醫師排程，顯示當日各科值班醫師（依後台所設科別與順序）。</w:t>
+      </w:r>
+    </w:p>
+    <w:p>
+      <w:pPr>
+        <w:ind w:left="480" w:hanging="240"/>
+        <w:spacing w:after="40"/>
+      </w:pPr>
+      <w:r>
+        <w:t xml:space="preserve">•  </w:t>
+      </w:r>
+      <w:r>
+        <w:t xml:space="preserve">其餘分頁：檢查／會診、大量傷患、連絡電話、佈告欄、避難圖。</w:t>
       </w:r>
     </w:p>
     <w:p>
@@ -619,7 +606,7 @@
         <w:jc w:val="both"/>
       </w:pPr>
       <w:r>
-        <w:t xml:space="preserve">登入後左側為管理選單，依單位分組（W52 管理、ICU 管理、OR 管理、ER 管理）與跨單位之人員／科別管理。點選選單項目，右側顯示對應維護畫面。多數維護畫面採「填寫或選取 → 儲存」流程，儲存後顯示成功訊息並即時反映於白板。</w:t>
+        <w:t xml:space="preserve">登入後左側為管理選單，含依單位分組之各站管理（W52 管理、ICU 管理、OR 管理、ER 管理），以及跨單位之共用管理（公告、連絡資訊、避難圖、護理排班、系統管理）。點選選單項目，右側顯示對應維護畫面。多數維護畫面採「填寫或選取 → 儲存」流程，儲存後顯示成功訊息並即時反映於白板。</w:t>
       </w:r>
     </w:p>
     <w:p>
@@ -848,6 +835,18 @@
     </w:p>
     <w:p>
       <w:pPr>
+        <w:ind w:left="480" w:hanging="240"/>
+        <w:spacing w:after="40"/>
+      </w:pPr>
+      <w:r>
+        <w:t xml:space="preserve">•  </w:t>
+      </w:r>
+      <w:r>
+        <w:t xml:space="preserve">ER 另有「夜/假護理師排程」，以月曆維護全院夜間／假日護理師（小夜／小夜貳組，無科別）。</w:t>
+      </w:r>
+    </w:p>
+    <w:p>
+      <w:pPr>
         <w:pStyle w:val="Heading2"/>
       </w:pPr>
       <w:r>
@@ -897,6 +896,18 @@
       </w:r>
       <w:r>
         <w:t xml:space="preserve">ER 因版面限制，最多選 10 科。</w:t>
+      </w:r>
+    </w:p>
+    <w:p>
+      <w:pPr>
+        <w:ind w:left="480" w:hanging="240"/>
+        <w:spacing w:after="40"/>
+      </w:pPr>
+      <w:r>
+        <w:t xml:space="preserve">•  </w:t>
+      </w:r>
+      <w:r>
+        <w:t xml:space="preserve">同區另有「顯示照服員」（引用照服員主檔）與「顯示聯絡電話」（維護標題／名稱／電話清單），操作方式相同，分別供值班表面板之照服員與聯絡電話顯示。</w:t>
       </w:r>
     </w:p>
     <w:p>
@@ -1346,6 +1357,66 @@
             </w:pPr>
             <w:r>
               <w:t xml:space="preserve">各單位管理 › 顯示值班醫師</w:t>
+            </w:r>
+          </w:p>
+        </w:tc>
+      </w:tr>
+      <w:tr>
+        <w:tc>
+          <w:tcPr>
+            <w:tcW w:w="4749" w:type="dxa"/>
+            <w:vAlign w:val="center"/>
+          </w:tcPr>
+          <w:p>
+            <w:pPr>
+              <w:spacing w:after="0"/>
+            </w:pPr>
+            <w:r>
+              <w:t xml:space="preserve">照服員／聯絡電話（各站顯示）</w:t>
+            </w:r>
+          </w:p>
+        </w:tc>
+        <w:tc>
+          <w:tcPr>
+            <w:tcW w:w="4749" w:type="dxa"/>
+            <w:vAlign w:val="center"/>
+          </w:tcPr>
+          <w:p>
+            <w:pPr>
+              <w:spacing w:after="0"/>
+            </w:pPr>
+            <w:r>
+              <w:t xml:space="preserve">各單位管理 › 顯示照服員／顯示聯絡電話</w:t>
+            </w:r>
+          </w:p>
+        </w:tc>
+      </w:tr>
+      <w:tr>
+        <w:tc>
+          <w:tcPr>
+            <w:tcW w:w="4749" w:type="dxa"/>
+            <w:vAlign w:val="center"/>
+          </w:tcPr>
+          <w:p>
+            <w:pPr>
+              <w:spacing w:after="0"/>
+            </w:pPr>
+            <w:r>
+              <w:t xml:space="preserve">夜/假護理師排程</w:t>
+            </w:r>
+          </w:p>
+        </w:tc>
+        <w:tc>
+          <w:tcPr>
+            <w:tcW w:w="4749" w:type="dxa"/>
+            <w:vAlign w:val="center"/>
+          </w:tcPr>
+          <w:p>
+            <w:pPr>
+              <w:spacing w:after="0"/>
+            </w:pPr>
+            <w:r>
+              <w:t xml:space="preserve">ER 管理 › 夜/假護理師排程</w:t>
             </w:r>
           </w:p>
         </w:tc>
